--- a/ЛР1/Столбова БВТ2502 отчёт лаба 1 СиАОД.docx
+++ b/ЛР1/Столбова БВТ2502 отчёт лаба 1 СиАОД.docx
@@ -3273,7 +3273,18 @@
                 <w:shd w:val="clear" w:color="auto" w:fill="FFFFFF"/>
                 <w:lang w:val="en-US"/>
               </w:rPr>
-              <w:t>0.0000276</w:t>
+              <w:t>0.0000</w:t>
+            </w:r>
+            <w:r>
+              <w:rPr>
+                <w:rFonts w:ascii="Times New Roman" w:hAnsi="Times New Roman" w:cs="Times New Roman"/>
+                <w:color w:val="1F2328"/>
+                <w:sz w:val="28"/>
+                <w:szCs w:val="28"/>
+                <w:shd w:val="clear" w:color="auto" w:fill="FFFFFF"/>
+                <w:lang w:val="en-US"/>
+              </w:rPr>
+              <w:t>30</w:t>
             </w:r>
           </w:p>
         </w:tc>
@@ -3302,7 +3313,18 @@
                 <w:shd w:val="clear" w:color="auto" w:fill="FFFFFF"/>
                 <w:lang w:val="en-US"/>
               </w:rPr>
-              <w:t>0.000029</w:t>
+              <w:t>0.00002</w:t>
+            </w:r>
+            <w:r>
+              <w:rPr>
+                <w:rFonts w:ascii="Times New Roman" w:hAnsi="Times New Roman" w:cs="Times New Roman"/>
+                <w:color w:val="1F2328"/>
+                <w:sz w:val="28"/>
+                <w:szCs w:val="28"/>
+                <w:shd w:val="clear" w:color="auto" w:fill="FFFFFF"/>
+                <w:lang w:val="en-US"/>
+              </w:rPr>
+              <w:t>5</w:t>
             </w:r>
           </w:p>
         </w:tc>
@@ -3331,7 +3353,18 @@
                 <w:shd w:val="clear" w:color="auto" w:fill="FFFFFF"/>
                 <w:lang w:val="en-US"/>
               </w:rPr>
-              <w:t>0.0055716</w:t>
+              <w:t>0.00</w:t>
+            </w:r>
+            <w:r>
+              <w:rPr>
+                <w:rFonts w:ascii="Times New Roman" w:hAnsi="Times New Roman" w:cs="Times New Roman"/>
+                <w:color w:val="1F2328"/>
+                <w:sz w:val="28"/>
+                <w:szCs w:val="28"/>
+                <w:shd w:val="clear" w:color="auto" w:fill="FFFFFF"/>
+                <w:lang w:val="en-US"/>
+              </w:rPr>
+              <w:t>5973</w:t>
             </w:r>
           </w:p>
         </w:tc>
@@ -3391,7 +3424,18 @@
                 <w:shd w:val="clear" w:color="auto" w:fill="FFFFFF"/>
                 <w:lang w:val="en-US"/>
               </w:rPr>
-              <w:t>0.0001064</w:t>
+              <w:t>0.000</w:t>
+            </w:r>
+            <w:r>
+              <w:rPr>
+                <w:rFonts w:ascii="Times New Roman" w:hAnsi="Times New Roman" w:cs="Times New Roman"/>
+                <w:color w:val="1F2328"/>
+                <w:sz w:val="28"/>
+                <w:szCs w:val="28"/>
+                <w:shd w:val="clear" w:color="auto" w:fill="FFFFFF"/>
+                <w:lang w:val="en-US"/>
+              </w:rPr>
+              <w:t>068</w:t>
             </w:r>
           </w:p>
         </w:tc>
@@ -3420,7 +3464,7 @@
                 <w:shd w:val="clear" w:color="auto" w:fill="FFFFFF"/>
                 <w:lang w:val="en-US"/>
               </w:rPr>
-              <w:t>0.0000606</w:t>
+              <w:t>0.000060</w:t>
             </w:r>
           </w:p>
         </w:tc>
@@ -3449,7 +3493,18 @@
                 <w:shd w:val="clear" w:color="auto" w:fill="FFFFFF"/>
                 <w:lang w:val="en-US"/>
               </w:rPr>
-              <w:t>0.0202238</w:t>
+              <w:t>0.0</w:t>
+            </w:r>
+            <w:r>
+              <w:rPr>
+                <w:rFonts w:ascii="Times New Roman" w:hAnsi="Times New Roman" w:cs="Times New Roman"/>
+                <w:color w:val="1F2328"/>
+                <w:sz w:val="28"/>
+                <w:szCs w:val="28"/>
+                <w:shd w:val="clear" w:color="auto" w:fill="FFFFFF"/>
+                <w:lang w:val="en-US"/>
+              </w:rPr>
+              <w:t>15745</w:t>
             </w:r>
           </w:p>
         </w:tc>
@@ -3509,7 +3564,18 @@
                 <w:shd w:val="clear" w:color="auto" w:fill="FFFFFF"/>
                 <w:lang w:val="en-US"/>
               </w:rPr>
-              <w:t>0.0002348</w:t>
+              <w:t>0.000</w:t>
+            </w:r>
+            <w:r>
+              <w:rPr>
+                <w:rFonts w:ascii="Times New Roman" w:hAnsi="Times New Roman" w:cs="Times New Roman"/>
+                <w:color w:val="1F2328"/>
+                <w:sz w:val="28"/>
+                <w:szCs w:val="28"/>
+                <w:shd w:val="clear" w:color="auto" w:fill="FFFFFF"/>
+                <w:lang w:val="en-US"/>
+              </w:rPr>
+              <w:t>203</w:t>
             </w:r>
           </w:p>
         </w:tc>
@@ -3538,7 +3604,18 @@
                 <w:shd w:val="clear" w:color="auto" w:fill="FFFFFF"/>
                 <w:lang w:val="en-US"/>
               </w:rPr>
-              <w:t>0.0001998</w:t>
+              <w:t>0.0001</w:t>
+            </w:r>
+            <w:r>
+              <w:rPr>
+                <w:rFonts w:ascii="Times New Roman" w:hAnsi="Times New Roman" w:cs="Times New Roman"/>
+                <w:color w:val="1F2328"/>
+                <w:sz w:val="28"/>
+                <w:szCs w:val="28"/>
+                <w:shd w:val="clear" w:color="auto" w:fill="FFFFFF"/>
+                <w:lang w:val="en-US"/>
+              </w:rPr>
+              <w:t>58</w:t>
             </w:r>
           </w:p>
         </w:tc>
@@ -3567,7 +3644,18 @@
                 <w:shd w:val="clear" w:color="auto" w:fill="FFFFFF"/>
                 <w:lang w:val="en-US"/>
               </w:rPr>
-              <w:t>0.1690214</w:t>
+              <w:t>0.</w:t>
+            </w:r>
+            <w:r>
+              <w:rPr>
+                <w:rFonts w:ascii="Times New Roman" w:hAnsi="Times New Roman" w:cs="Times New Roman"/>
+                <w:color w:val="1F2328"/>
+                <w:sz w:val="28"/>
+                <w:szCs w:val="28"/>
+                <w:shd w:val="clear" w:color="auto" w:fill="FFFFFF"/>
+                <w:lang w:val="en-US"/>
+              </w:rPr>
+              <w:t>142579</w:t>
             </w:r>
           </w:p>
         </w:tc>
@@ -3627,7 +3715,18 @@
                 <w:shd w:val="clear" w:color="auto" w:fill="FFFFFF"/>
                 <w:lang w:val="en-US"/>
               </w:rPr>
-              <w:t>0.0006912</w:t>
+              <w:t>0.000</w:t>
+            </w:r>
+            <w:r>
+              <w:rPr>
+                <w:rFonts w:ascii="Times New Roman" w:hAnsi="Times New Roman" w:cs="Times New Roman"/>
+                <w:color w:val="1F2328"/>
+                <w:sz w:val="28"/>
+                <w:szCs w:val="28"/>
+                <w:shd w:val="clear" w:color="auto" w:fill="FFFFFF"/>
+                <w:lang w:val="en-US"/>
+              </w:rPr>
+              <w:t>810</w:t>
             </w:r>
           </w:p>
         </w:tc>
@@ -3656,7 +3755,18 @@
                 <w:shd w:val="clear" w:color="auto" w:fill="FFFFFF"/>
                 <w:lang w:val="en-US"/>
               </w:rPr>
-              <w:t>0.0006356</w:t>
+              <w:t>0.000</w:t>
+            </w:r>
+            <w:r>
+              <w:rPr>
+                <w:rFonts w:ascii="Times New Roman" w:hAnsi="Times New Roman" w:cs="Times New Roman"/>
+                <w:color w:val="1F2328"/>
+                <w:sz w:val="28"/>
+                <w:szCs w:val="28"/>
+                <w:shd w:val="clear" w:color="auto" w:fill="FFFFFF"/>
+                <w:lang w:val="en-US"/>
+              </w:rPr>
+              <w:t>659</w:t>
             </w:r>
           </w:p>
         </w:tc>
@@ -3685,7 +3795,18 @@
                 <w:shd w:val="clear" w:color="auto" w:fill="FFFFFF"/>
                 <w:lang w:val="en-US"/>
               </w:rPr>
-              <w:t>1.8966458</w:t>
+              <w:t>1.</w:t>
+            </w:r>
+            <w:r>
+              <w:rPr>
+                <w:rFonts w:ascii="Times New Roman" w:hAnsi="Times New Roman" w:cs="Times New Roman"/>
+                <w:color w:val="1F2328"/>
+                <w:sz w:val="28"/>
+                <w:szCs w:val="28"/>
+                <w:shd w:val="clear" w:color="auto" w:fill="FFFFFF"/>
+                <w:lang w:val="en-US"/>
+              </w:rPr>
+              <w:t>714439</w:t>
             </w:r>
           </w:p>
         </w:tc>
@@ -3745,7 +3866,18 @@
                 <w:shd w:val="clear" w:color="auto" w:fill="FFFFFF"/>
                 <w:lang w:val="en-US"/>
               </w:rPr>
-              <w:t>0.0028812</w:t>
+              <w:t>0.00</w:t>
+            </w:r>
+            <w:r>
+              <w:rPr>
+                <w:rFonts w:ascii="Times New Roman" w:hAnsi="Times New Roman" w:cs="Times New Roman"/>
+                <w:color w:val="1F2328"/>
+                <w:sz w:val="28"/>
+                <w:szCs w:val="28"/>
+                <w:shd w:val="clear" w:color="auto" w:fill="FFFFFF"/>
+                <w:lang w:val="en-US"/>
+              </w:rPr>
+              <w:t>3010</w:t>
             </w:r>
           </w:p>
         </w:tc>
@@ -3774,7 +3906,18 @@
                 <w:shd w:val="clear" w:color="auto" w:fill="FFFFFF"/>
                 <w:lang w:val="en-US"/>
               </w:rPr>
-              <w:t>0.0020928</w:t>
+              <w:t>0.002</w:t>
+            </w:r>
+            <w:r>
+              <w:rPr>
+                <w:rFonts w:ascii="Times New Roman" w:hAnsi="Times New Roman" w:cs="Times New Roman"/>
+                <w:color w:val="1F2328"/>
+                <w:sz w:val="28"/>
+                <w:szCs w:val="28"/>
+                <w:shd w:val="clear" w:color="auto" w:fill="FFFFFF"/>
+                <w:lang w:val="en-US"/>
+              </w:rPr>
+              <w:t>149</w:t>
             </w:r>
           </w:p>
         </w:tc>
@@ -3803,7 +3946,40 @@
                 <w:shd w:val="clear" w:color="auto" w:fill="FFFFFF"/>
                 <w:lang w:val="en-US"/>
               </w:rPr>
-              <w:t>16.994187</w:t>
+              <w:t>1</w:t>
+            </w:r>
+            <w:r>
+              <w:rPr>
+                <w:rFonts w:ascii="Times New Roman" w:hAnsi="Times New Roman" w:cs="Times New Roman"/>
+                <w:color w:val="1F2328"/>
+                <w:sz w:val="28"/>
+                <w:szCs w:val="28"/>
+                <w:shd w:val="clear" w:color="auto" w:fill="FFFFFF"/>
+                <w:lang w:val="en-US"/>
+              </w:rPr>
+              <w:t>4</w:t>
+            </w:r>
+            <w:r>
+              <w:rPr>
+                <w:rFonts w:ascii="Times New Roman" w:hAnsi="Times New Roman" w:cs="Times New Roman"/>
+                <w:color w:val="1F2328"/>
+                <w:sz w:val="28"/>
+                <w:szCs w:val="28"/>
+                <w:shd w:val="clear" w:color="auto" w:fill="FFFFFF"/>
+                <w:lang w:val="en-US"/>
+              </w:rPr>
+              <w:t>.</w:t>
+            </w:r>
+            <w:r>
+              <w:rPr>
+                <w:rFonts w:ascii="Times New Roman" w:hAnsi="Times New Roman" w:cs="Times New Roman"/>
+                <w:color w:val="1F2328"/>
+                <w:sz w:val="28"/>
+                <w:szCs w:val="28"/>
+                <w:shd w:val="clear" w:color="auto" w:fill="FFFFFF"/>
+                <w:lang w:val="en-US"/>
+              </w:rPr>
+              <w:t>530409</w:t>
             </w:r>
           </w:p>
         </w:tc>
@@ -4039,7 +4215,18 @@
                 <w:shd w:val="clear" w:color="auto" w:fill="FFFFFF"/>
                 <w:lang w:val="en-US"/>
               </w:rPr>
-              <w:t>0.000001195</w:t>
+              <w:t>0.0000011</w:t>
+            </w:r>
+            <w:r>
+              <w:rPr>
+                <w:rFonts w:ascii="Times New Roman" w:hAnsi="Times New Roman" w:cs="Times New Roman"/>
+                <w:color w:val="1F2328"/>
+                <w:sz w:val="28"/>
+                <w:szCs w:val="28"/>
+                <w:shd w:val="clear" w:color="auto" w:fill="FFFFFF"/>
+                <w:lang w:val="en-US"/>
+              </w:rPr>
+              <w:t>32</w:t>
             </w:r>
           </w:p>
         </w:tc>
@@ -4128,7 +4315,18 @@
                 <w:shd w:val="clear" w:color="auto" w:fill="FFFFFF"/>
                 <w:lang w:val="en-US"/>
               </w:rPr>
-              <w:t>0.0000015988</w:t>
+              <w:t>0.000001</w:t>
+            </w:r>
+            <w:r>
+              <w:rPr>
+                <w:rFonts w:ascii="Times New Roman" w:hAnsi="Times New Roman" w:cs="Times New Roman"/>
+                <w:color w:val="1F2328"/>
+                <w:sz w:val="28"/>
+                <w:szCs w:val="28"/>
+                <w:shd w:val="clear" w:color="auto" w:fill="FFFFFF"/>
+                <w:lang w:val="en-US"/>
+              </w:rPr>
+              <w:t>460</w:t>
             </w:r>
           </w:p>
         </w:tc>
@@ -4217,7 +4415,18 @@
                 <w:shd w:val="clear" w:color="auto" w:fill="FFFFFF"/>
                 <w:lang w:val="en-US"/>
               </w:rPr>
-              <w:t>0.0000018244</w:t>
+              <w:t>0.000001</w:t>
+            </w:r>
+            <w:r>
+              <w:rPr>
+                <w:rFonts w:ascii="Times New Roman" w:hAnsi="Times New Roman" w:cs="Times New Roman"/>
+                <w:color w:val="1F2328"/>
+                <w:sz w:val="28"/>
+                <w:szCs w:val="28"/>
+                <w:shd w:val="clear" w:color="auto" w:fill="FFFFFF"/>
+                <w:lang w:val="en-US"/>
+              </w:rPr>
+              <w:t>751</w:t>
             </w:r>
           </w:p>
         </w:tc>
@@ -4306,7 +4515,18 @@
                 <w:shd w:val="clear" w:color="auto" w:fill="FFFFFF"/>
                 <w:lang w:val="en-US"/>
               </w:rPr>
-              <w:t>0.0000021756</w:t>
+              <w:t>0.00000</w:t>
+            </w:r>
+            <w:r>
+              <w:rPr>
+                <w:rFonts w:ascii="Times New Roman" w:hAnsi="Times New Roman" w:cs="Times New Roman"/>
+                <w:color w:val="1F2328"/>
+                <w:sz w:val="28"/>
+                <w:szCs w:val="28"/>
+                <w:shd w:val="clear" w:color="auto" w:fill="FFFFFF"/>
+                <w:lang w:val="en-US"/>
+              </w:rPr>
+              <w:t>2040</w:t>
             </w:r>
           </w:p>
         </w:tc>
@@ -4395,8 +4615,21 @@
                 <w:shd w:val="clear" w:color="auto" w:fill="FFFFFF"/>
                 <w:lang w:val="en-US"/>
               </w:rPr>
-              <w:t>0.0000025732</w:t>
-            </w:r>
+              <w:t>0.000002</w:t>
+            </w:r>
+            <w:r>
+              <w:rPr>
+                <w:rFonts w:ascii="Times New Roman" w:hAnsi="Times New Roman" w:cs="Times New Roman"/>
+                <w:color w:val="1F2328"/>
+                <w:sz w:val="28"/>
+                <w:szCs w:val="28"/>
+                <w:shd w:val="clear" w:color="auto" w:fill="FFFFFF"/>
+                <w:lang w:val="en-US"/>
+              </w:rPr>
+              <w:t>435</w:t>
+            </w:r>
+            <w:bookmarkStart w:id="0" w:name="_GoBack"/>
+            <w:bookmarkEnd w:id="0"/>
           </w:p>
         </w:tc>
       </w:tr>
@@ -6090,8 +6323,6 @@
         </w:rPr>
         <w:t>и её наклон равен времени на одну итерацию цикла.</w:t>
       </w:r>
-      <w:bookmarkStart w:id="0" w:name="_GoBack"/>
-      <w:bookmarkEnd w:id="0"/>
       <w:r>
         <w:rPr>
           <w:rFonts w:ascii="Times New Roman" w:hAnsi="Times New Roman" w:cs="Times New Roman"/>
@@ -9517,6 +9748,7 @@
   <w:style w:type="character" w:default="1" w:styleId="a0">
     <w:name w:val="Default Paragraph Font"/>
     <w:uiPriority w:val="1"/>
+    <w:semiHidden/>
     <w:unhideWhenUsed/>
   </w:style>
   <w:style w:type="table" w:default="1" w:styleId="a1">
@@ -9957,7 +10189,7 @@
 </file>
 
 <file path=customXml/itemProps1.xml><?xml version="1.0" encoding="utf-8"?>
-<ds:datastoreItem xmlns:ds="http://schemas.openxmlformats.org/officeDocument/2006/customXml" ds:itemID="{F381F750-CCDF-427A-8770-EEF5A128E2AB}">
+<ds:datastoreItem xmlns:ds="http://schemas.openxmlformats.org/officeDocument/2006/customXml" ds:itemID="{B31F0B57-9068-44C0-8967-77A5EB88858D}">
   <ds:schemaRefs>
     <ds:schemaRef ds:uri="http://schemas.openxmlformats.org/officeDocument/2006/bibliography"/>
   </ds:schemaRefs>
